--- a/assets/docs/hanh-trinh/4._Giai_đoạn_1945_1954_Kháng_chiến_chống_thực_dân_Pháp.docx
+++ b/assets/docs/hanh-trinh/4._Giai_đoạn_1945_1954_Kháng_chiến_chống_thực_dân_Pháp.docx
@@ -1,354 +1,80 @@
 
-<file path=word/document.xml><?xml version="1.0" encoding="utf-8"?>
+<file path=docProps\app.xml><?xml version="1.0" encoding="utf-8"?>
+<Properties xmlns="http://schemas.openxmlformats.org/officeDocument/2006/extended-properties" xmlns:vt="http://schemas.openxmlformats.org/officeDocument/2006/docPropsVTypes">
+  <Template>Normal.dotm</Template>
+  <Pages>1</Pages>
+  <Words>0</Words>
+  <Characters>0</Characters>
+  <Lines>0</Lines>
+  <Paragraphs>0</Paragraphs>
+  <TotalTime>2</TotalTime>
+  <ScaleCrop>false</ScaleCrop>
+  <LinksUpToDate>false</LinksUpToDate>
+  <CharactersWithSpaces>0</CharactersWithSpaces>
+  <Application>WPS Office_12.2.0.23206_F1E327BC-269C-435d-A152-05C5408002CA</Application>
+  <DocSecurity>0</DocSecurity>
+</Properties>
+</file>
+
+<file path=docProps\core.xml><?xml version="1.0" encoding="utf-8"?>
+<cp:coreProperties xmlns:cp="http://schemas.openxmlformats.org/package/2006/metadata/core-properties" xmlns:dc="http://purl.org/dc/elements/1.1/" xmlns:dcterms="http://purl.org/dc/terms/" xmlns:dcmitype="http://purl.org/dc/dcmitype/" xmlns:xsi="http://www.w3.org/2001/XMLSchema-instance">
+  <dcterms:created xsi:type="dcterms:W3CDTF">2026-07-13T15:53:00Z</dcterms:created>
+  <dc:creator>Thảo Trần</dc:creator>
+  <cp:lastModifiedBy>Thảo Trần</cp:lastModifiedBy>
+  <dcterms:modified xsi:type="dcterms:W3CDTF">2026-07-13T15:56:13Z</dcterms:modified>
+  <cp:revision>1</cp:revision>
+</cp:coreProperties>
+</file>
+
+<file path=docProps\custom.xml><?xml version="1.0" encoding="utf-8"?>
+<Properties xmlns="http://schemas.openxmlformats.org/officeDocument/2006/custom-properties" xmlns:vt="http://schemas.openxmlformats.org/officeDocument/2006/docPropsVTypes">
+  <property fmtid="{D5CDD505-2E9C-101B-9397-08002B2CF9AE}" pid="2" name="KSOProductBuildVer">
+    <vt:lpwstr>1033-12.2.0.23206</vt:lpwstr>
+  </property>
+  <property fmtid="{D5CDD505-2E9C-101B-9397-08002B2CF9AE}" pid="3" name="ICV">
+    <vt:lpwstr>0979F8C3D8124ABCBFEF140F296BC28D_11</vt:lpwstr>
+  </property>
+</Properties>
+</file>
+
+<file path=word\document.xml><?xml version="1.0" encoding="utf-8"?>
 <w:document xmlns:wpc="http://schemas.microsoft.com/office/word/2010/wordprocessingCanvas" xmlns:mc="http://schemas.openxmlformats.org/markup-compatibility/2006" xmlns:o="urn:schemas-microsoft-com:office:office" xmlns:r="http://schemas.openxmlformats.org/officeDocument/2006/relationships" xmlns:m="http://schemas.openxmlformats.org/officeDocument/2006/math" xmlns:v="urn:schemas-microsoft-com:vml" xmlns:wp14="http://schemas.microsoft.com/office/word/2010/wordprocessingDrawing" xmlns:wp="http://schemas.openxmlformats.org/drawingml/2006/wordprocessingDrawing" xmlns:w="http://schemas.openxmlformats.org/wordprocessingml/2006/main" xmlns:w14="http://schemas.microsoft.com/office/word/2010/wordml" xmlns:w10="urn:schemas-microsoft-com:office:word" xmlns:w15="http://schemas.microsoft.com/office/word/2012/wordml" xmlns:wpg="http://schemas.microsoft.com/office/word/2010/wordprocessingGroup" xmlns:wpi="http://schemas.microsoft.com/office/word/2010/wordprocessingInk" xmlns:wne="http://schemas.microsoft.com/office/word/2006/wordml" xmlns:wps="http://schemas.microsoft.com/office/word/2010/wordprocessingShape" xmlns:wpsCustomData="http://www.wps.cn/officeDocument/2013/wpsCustomData" mc:Ignorable="w14 w15 wp14">
   <w:body>
     <w:p>
-      <w:pPr>
-        <w:pStyle w:val="2"/>
-        <w:keepNext w:val="0"/>
-        <w:keepLines w:val="0"/>
-        <w:widowControl/>
-        <w:suppressLineNumbers w:val="0"/>
-        <w:spacing w:line="360" w:lineRule="auto"/>
-        <w:jc w:val="both"/>
-        <w:rPr>
-          <w:rFonts w:hint="default" w:ascii="Times New Roman" w:hAnsi="Times New Roman" w:cs="Times New Roman"/>
-          <w:sz w:val="28"/>
-          <w:szCs w:val="28"/>
-        </w:rPr>
-      </w:pPr>
-      <w:bookmarkStart w:id="0" w:name="_GoBack"/>
       <w:r>
-        <w:rPr>
-          <w:rFonts w:hint="default" w:ascii="Times New Roman" w:hAnsi="Times New Roman" w:cs="Times New Roman"/>
-          <w:sz w:val="28"/>
-          <w:szCs w:val="28"/>
-        </w:rPr>
-        <w:t>4. Giai đoạn 1945</w:t>
-      </w:r>
-      <w:r>
-        <w:rPr>
-          <w:rFonts w:hint="default" w:ascii="Times New Roman" w:hAnsi="Times New Roman" w:cs="Times New Roman"/>
-          <w:sz w:val="28"/>
-          <w:szCs w:val="28"/>
-          <w:lang w:val="vi-VN"/>
-        </w:rPr>
-        <w:t xml:space="preserve"> - </w:t>
-      </w:r>
-      <w:r>
-        <w:rPr>
-          <w:rFonts w:hint="default" w:ascii="Times New Roman" w:hAnsi="Times New Roman" w:cs="Times New Roman"/>
-          <w:sz w:val="28"/>
-          <w:szCs w:val="28"/>
-        </w:rPr>
-        <w:t>1954: Kháng chiến chống thực dân Pháp</w:t>
-      </w:r>
-    </w:p>
-    <w:bookmarkEnd w:id="0"/>
-    <w:p>
-      <w:pPr>
-        <w:pStyle w:val="5"/>
-        <w:keepNext w:val="0"/>
-        <w:keepLines w:val="0"/>
-        <w:widowControl/>
-        <w:suppressLineNumbers w:val="0"/>
-        <w:spacing w:line="360" w:lineRule="auto"/>
-        <w:jc w:val="both"/>
-        <w:rPr>
-          <w:rFonts w:hint="default" w:ascii="Times New Roman" w:hAnsi="Times New Roman" w:cs="Times New Roman"/>
-          <w:sz w:val="28"/>
-          <w:szCs w:val="28"/>
-        </w:rPr>
-      </w:pPr>
-      <w:r>
-        <w:rPr>
-          <w:rFonts w:hint="default" w:ascii="Times New Roman" w:hAnsi="Times New Roman" w:cs="Times New Roman"/>
-          <w:sz w:val="28"/>
-          <w:szCs w:val="28"/>
-        </w:rPr>
-        <w:t>Sau ngày độc lập, chính quyền cách mạng non trẻ phải đối mặt với muôn vàn khó khăn. Bản lĩnh của vị Chủ tịch nước đã giúp đất nước vượt qua hiểm cảnh.</w:t>
+        <w:t>2. Cuộc đời và sự nghiệp của Chủ tịch Hồ Chí Minh</w:t>
       </w:r>
     </w:p>
     <w:p>
-      <w:pPr>
-        <w:pStyle w:val="5"/>
-        <w:keepNext w:val="0"/>
-        <w:keepLines w:val="0"/>
-        <w:widowControl/>
-        <w:suppressLineNumbers w:val="0"/>
-        <w:spacing w:line="360" w:lineRule="auto"/>
-        <w:jc w:val="both"/>
-        <w:rPr>
-          <w:rFonts w:hint="default" w:ascii="Times New Roman" w:hAnsi="Times New Roman" w:cs="Times New Roman"/>
-          <w:sz w:val="28"/>
-          <w:szCs w:val="28"/>
-        </w:rPr>
-      </w:pPr>
       <w:r>
-        <w:rPr>
-          <w:rFonts w:hint="default" w:ascii="Times New Roman" w:hAnsi="Times New Roman" w:cs="Times New Roman"/>
-          <w:b/>
-          <w:bCs/>
-          <w:sz w:val="28"/>
-          <w:szCs w:val="28"/>
-          <w:lang w:val="vi-VN"/>
-        </w:rPr>
-        <w:t xml:space="preserve">- Năm </w:t>
-      </w:r>
-      <w:r>
-        <w:rPr>
-          <w:rFonts w:hint="default" w:ascii="Times New Roman" w:hAnsi="Times New Roman" w:cs="Times New Roman"/>
-          <w:b/>
-          <w:bCs/>
-          <w:sz w:val="28"/>
-          <w:szCs w:val="28"/>
-        </w:rPr>
-        <w:t xml:space="preserve">1945 </w:t>
-      </w:r>
-      <w:r>
-        <w:rPr>
-          <w:rFonts w:hint="default" w:ascii="Times New Roman" w:hAnsi="Times New Roman" w:cs="Times New Roman"/>
-          <w:b/>
-          <w:bCs/>
-          <w:sz w:val="28"/>
-          <w:szCs w:val="28"/>
-          <w:lang w:val="vi-VN"/>
-        </w:rPr>
-        <w:t xml:space="preserve">- </w:t>
-      </w:r>
-      <w:r>
-        <w:rPr>
-          <w:rFonts w:hint="default" w:ascii="Times New Roman" w:hAnsi="Times New Roman" w:cs="Times New Roman"/>
-          <w:b/>
-          <w:bCs/>
-          <w:sz w:val="28"/>
-          <w:szCs w:val="28"/>
-        </w:rPr>
-        <w:t>1946:</w:t>
-      </w:r>
-      <w:r>
-        <w:rPr>
-          <w:rFonts w:hint="default" w:ascii="Times New Roman" w:hAnsi="Times New Roman" w:cs="Times New Roman"/>
-          <w:sz w:val="28"/>
-          <w:szCs w:val="28"/>
-        </w:rPr>
-        <w:t xml:space="preserve"> Người áp dụng sách lược ngoại giao tài tình, ký </w:t>
-      </w:r>
-      <w:r>
-        <w:rPr>
-          <w:rFonts w:hint="default" w:ascii="Times New Roman" w:hAnsi="Times New Roman" w:cs="Times New Roman"/>
-          <w:i/>
-          <w:iCs/>
-          <w:sz w:val="28"/>
-          <w:szCs w:val="28"/>
-        </w:rPr>
-        <w:t>Hiệp định Sơ bộ (6/3)</w:t>
-      </w:r>
-      <w:r>
-        <w:rPr>
-          <w:rFonts w:hint="default" w:ascii="Times New Roman" w:hAnsi="Times New Roman" w:cs="Times New Roman"/>
-          <w:sz w:val="28"/>
-          <w:szCs w:val="28"/>
-        </w:rPr>
-        <w:t xml:space="preserve"> và </w:t>
-      </w:r>
-      <w:r>
-        <w:rPr>
-          <w:rFonts w:hint="default" w:ascii="Times New Roman" w:hAnsi="Times New Roman" w:cs="Times New Roman"/>
-          <w:i/>
-          <w:iCs/>
-          <w:sz w:val="28"/>
-          <w:szCs w:val="28"/>
-        </w:rPr>
-        <w:t>Tạm ước (14/9)</w:t>
-      </w:r>
-      <w:r>
-        <w:rPr>
-          <w:rFonts w:hint="default" w:ascii="Times New Roman" w:hAnsi="Times New Roman" w:cs="Times New Roman"/>
-          <w:sz w:val="28"/>
-          <w:szCs w:val="28"/>
-        </w:rPr>
-        <w:t xml:space="preserve"> để đẩy quân Tưởng về nước, kéo dài thời gian hòa hoãn nhằm củng cố lực lượng.</w:t>
+        <w:t>2.4. Giai đoạn 1945 – 1954: Kháng chiến chống thực dân Pháp</w:t>
       </w:r>
     </w:p>
     <w:p>
-      <w:pPr>
-        <w:pStyle w:val="5"/>
-        <w:keepNext w:val="0"/>
-        <w:keepLines w:val="0"/>
-        <w:widowControl/>
-        <w:suppressLineNumbers w:val="0"/>
-        <w:spacing w:line="360" w:lineRule="auto"/>
-        <w:jc w:val="both"/>
-        <w:rPr>
-          <w:rFonts w:hint="default" w:ascii="Times New Roman" w:hAnsi="Times New Roman" w:cs="Times New Roman"/>
-          <w:sz w:val="28"/>
-          <w:szCs w:val="28"/>
-        </w:rPr>
-      </w:pPr>
       <w:r>
-        <w:rPr>
-          <w:rFonts w:hint="default" w:ascii="Times New Roman" w:hAnsi="Times New Roman" w:cs="Times New Roman"/>
-          <w:b/>
-          <w:bCs/>
-          <w:sz w:val="28"/>
-          <w:szCs w:val="28"/>
-          <w:lang w:val="vi-VN"/>
-        </w:rPr>
-        <w:t xml:space="preserve">- </w:t>
-      </w:r>
-      <w:r>
-        <w:rPr>
-          <w:rFonts w:hint="default" w:ascii="Times New Roman" w:hAnsi="Times New Roman" w:cs="Times New Roman"/>
-          <w:b/>
-          <w:bCs/>
-          <w:sz w:val="28"/>
-          <w:szCs w:val="28"/>
-        </w:rPr>
-        <w:t>Đêm 19/12/1946:</w:t>
-      </w:r>
-      <w:r>
-        <w:rPr>
-          <w:rFonts w:hint="default" w:ascii="Times New Roman" w:hAnsi="Times New Roman" w:cs="Times New Roman"/>
-          <w:sz w:val="28"/>
-          <w:szCs w:val="28"/>
-        </w:rPr>
-        <w:t xml:space="preserve"> Thực dân Pháp bội ước, nổ súng đánh chiếm Hà Nội. Chủ tịch Hồ Chí Minh ra </w:t>
-      </w:r>
-      <w:r>
-        <w:rPr>
-          <w:rFonts w:hint="default" w:ascii="Times New Roman" w:hAnsi="Times New Roman" w:cs="Times New Roman"/>
-          <w:i/>
-          <w:iCs/>
-          <w:sz w:val="28"/>
-          <w:szCs w:val="28"/>
-        </w:rPr>
-        <w:t>Lời kêu gọi Toàn quốc kháng chiến</w:t>
-      </w:r>
-      <w:r>
-        <w:rPr>
-          <w:rFonts w:hint="default" w:ascii="Times New Roman" w:hAnsi="Times New Roman" w:cs="Times New Roman"/>
-          <w:sz w:val="28"/>
-          <w:szCs w:val="28"/>
-        </w:rPr>
-        <w:t>. Người cùng Chính phủ rút lên chiến khu Việt Bắc để tiến hành cuộc kháng chiến trường kỳ.</w:t>
+        <w:t>Sau ngày độc lập, chính quyền cách mạng non trẻ phải đối mặt với muôn vàn khó khăn về chính trị, kinh tế và quân sự. Bản lĩnh của Chủ tịch Hồ Chí Minh đã giúp đất nước vượt qua hiểm cảnh.</w:t>
       </w:r>
     </w:p>
     <w:p>
-      <w:pPr>
-        <w:pStyle w:val="5"/>
-        <w:keepNext w:val="0"/>
-        <w:keepLines w:val="0"/>
-        <w:widowControl/>
-        <w:suppressLineNumbers w:val="0"/>
-        <w:spacing w:line="360" w:lineRule="auto"/>
-        <w:jc w:val="both"/>
-        <w:rPr>
-          <w:rFonts w:hint="default" w:ascii="Times New Roman" w:hAnsi="Times New Roman" w:cs="Times New Roman"/>
-          <w:sz w:val="28"/>
-          <w:szCs w:val="28"/>
-        </w:rPr>
-      </w:pPr>
       <w:r>
-        <w:rPr>
-          <w:rFonts w:hint="default" w:ascii="Times New Roman" w:hAnsi="Times New Roman" w:cs="Times New Roman"/>
-          <w:sz w:val="28"/>
-          <w:szCs w:val="28"/>
-          <w:lang w:val="vi-VN"/>
-        </w:rPr>
-        <w:t xml:space="preserve">- </w:t>
+        <w:t>Năm 1945 – 1946, Người áp dụng sách lược ngoại giao linh hoạt, ký Hiệp định Sơ bộ (6/3/1946) và Tạm ước (14/9/1946) để đẩy quân Tưởng về nước, kéo dài thời gian hòa hoãn nhằm củng cố lực lượng chuẩn bị cho cuộc kháng chiến lâu dài.</w:t>
       </w:r>
+    </w:p>
+    <w:p>
       <w:r>
-        <w:rPr>
-          <w:rFonts w:hint="default" w:ascii="Times New Roman" w:hAnsi="Times New Roman" w:cs="Times New Roman"/>
-          <w:sz w:val="28"/>
-          <w:szCs w:val="28"/>
-        </w:rPr>
+        <w:t>Đêm 19/12/1946, trước hành động bội ước xâm lược của thực dân Pháp, Chủ tịch Hồ Chí Minh ra "Lời kêu gọi Toàn quốc kháng chiến". Người cùng Chính phủ rút lên chiến khu Việt Bắc để tiến hành cuộc kháng chiến trường kỳ.</w:t>
+      </w:r>
+    </w:p>
+    <w:p>
+      <w:r>
         <w:t>Người cùng Bộ Chính trị vạch ra đường lối kháng chiến toàn dân, toàn diện, trường kỳ và tự lực cánh sinh. Bác thường xuyên ra mặt trận, trực tiếp chỉ đạo và động viên chiến sĩ trong các chiến dịch lớn như Chiến dịch Biên giới (1950).</w:t>
       </w:r>
     </w:p>
     <w:p>
-      <w:pPr>
-        <w:pStyle w:val="5"/>
-        <w:keepNext w:val="0"/>
-        <w:keepLines w:val="0"/>
-        <w:widowControl/>
-        <w:suppressLineNumbers w:val="0"/>
-        <w:spacing w:line="360" w:lineRule="auto"/>
-        <w:jc w:val="both"/>
-        <w:rPr>
-          <w:rFonts w:hint="default" w:ascii="Times New Roman" w:hAnsi="Times New Roman" w:cs="Times New Roman"/>
-          <w:sz w:val="28"/>
-          <w:szCs w:val="28"/>
-        </w:rPr>
-      </w:pPr>
       <w:r>
-        <w:rPr>
-          <w:rFonts w:hint="default" w:ascii="Times New Roman" w:hAnsi="Times New Roman" w:cs="Times New Roman"/>
-          <w:b/>
-          <w:bCs/>
-          <w:sz w:val="28"/>
-          <w:szCs w:val="28"/>
-          <w:lang w:val="vi-VN"/>
-        </w:rPr>
-        <w:t xml:space="preserve">- </w:t>
-      </w:r>
-      <w:r>
-        <w:rPr>
-          <w:rFonts w:hint="default" w:ascii="Times New Roman" w:hAnsi="Times New Roman" w:cs="Times New Roman"/>
-          <w:b/>
-          <w:bCs/>
-          <w:sz w:val="28"/>
-          <w:szCs w:val="28"/>
-        </w:rPr>
-        <w:t>Năm 1954:</w:t>
-      </w:r>
-      <w:r>
-        <w:rPr>
-          <w:rFonts w:hint="default" w:ascii="Times New Roman" w:hAnsi="Times New Roman" w:cs="Times New Roman"/>
-          <w:sz w:val="28"/>
-          <w:szCs w:val="28"/>
-        </w:rPr>
-        <w:t xml:space="preserve"> Bộ Chính trị dưới sự chủ trì của Người quyết định mở </w:t>
-      </w:r>
-      <w:r>
-        <w:rPr>
-          <w:rFonts w:hint="default" w:ascii="Times New Roman" w:hAnsi="Times New Roman" w:cs="Times New Roman"/>
-          <w:i/>
-          <w:iCs/>
-          <w:sz w:val="28"/>
-          <w:szCs w:val="28"/>
-        </w:rPr>
-        <w:t>Chiến dịch Điện Biên Phủ</w:t>
-      </w:r>
-      <w:r>
-        <w:rPr>
-          <w:rFonts w:hint="default" w:ascii="Times New Roman" w:hAnsi="Times New Roman" w:cs="Times New Roman"/>
-          <w:sz w:val="28"/>
-          <w:szCs w:val="28"/>
-        </w:rPr>
-        <w:t>. Thắng lợi vang dội này đã đập tan tập đoàn cứ điểm mạnh nhất của Pháp ở Đông Dương, buộc Pháp phải ký Hiệp định Giơ-nơ-vơ năm 1954, lập lại hòa bình và công nhận độc lập của ba nước Đông Dương.</w:t>
+        <w:t>Năm 1954, Bộ Chính trị dưới sự chủ trì của Người quyết định mở Chiến dịch Điện Biên Phủ. Thắng lợi vang dội này đã đập tan tập đoàn cứ điểm mạnh nhất của Pháp ở Đông Dương, buộc Pháp phải ký Hiệp định Giơ-ne-vơ năm 1954, lập lại hòa bình và công nhận độc lập, chủ quyền của ba nước Đông Dương.</w:t>
       </w:r>
     </w:p>
-    <w:p>
-      <w:pPr>
-        <w:keepNext w:val="0"/>
-        <w:keepLines w:val="0"/>
-        <w:widowControl/>
-        <w:numPr>
-          <w:numId w:val="0"/>
-        </w:numPr>
-        <w:suppressLineNumbers w:val="0"/>
-        <w:spacing w:before="0" w:beforeAutospacing="1" w:after="0" w:afterAutospacing="1" w:line="360" w:lineRule="auto"/>
-        <w:jc w:val="both"/>
-        <w:rPr>
-          <w:rFonts w:hint="default" w:ascii="Times New Roman" w:hAnsi="Times New Roman" w:cs="Times New Roman"/>
-          <w:sz w:val="28"/>
-          <w:szCs w:val="28"/>
-        </w:rPr>
-      </w:pPr>
-    </w:p>
-    <w:p/>
     <w:sectPr>
       <w:pgSz w:w="11906" w:h="16838"/>
       <w:pgMar w:top="1440" w:right="1800" w:bottom="1440" w:left="1800" w:header="720" w:footer="720" w:gutter="0"/>
@@ -359,7 +85,164 @@
 </w:document>
 </file>
 
-<file path=word/styles.xml><?xml version="1.0" encoding="utf-8"?>
+<file path=word\fontTable.xml><?xml version="1.0" encoding="utf-8"?>
+<w:fonts xmlns:mc="http://schemas.openxmlformats.org/markup-compatibility/2006" xmlns:r="http://schemas.openxmlformats.org/officeDocument/2006/relationships" xmlns:w="http://schemas.openxmlformats.org/wordprocessingml/2006/main" xmlns:w14="http://schemas.microsoft.com/office/word/2010/wordml" mc:Ignorable="w14">
+  <w:font w:name="Times New Roman">
+    <w:panose1 w:val="02020603050405020304"/>
+    <w:charset w:val="00"/>
+    <w:family w:val="roman"/>
+    <w:pitch w:val="variable"/>
+    <w:sig w:usb0="20007A87" w:usb1="80000000" w:usb2="00000008" w:usb3="00000000" w:csb0="000001FF" w:csb1="00000000"/>
+  </w:font>
+  <w:font w:name="宋体">
+    <w:altName w:val="SimSun"/>
+    <w:panose1 w:val="02010600030101010101"/>
+    <w:charset w:val="86"/>
+    <w:family w:val="auto"/>
+    <w:pitch w:val="variable"/>
+    <w:sig w:usb0="00000003" w:usb1="080E0000" w:usb2="00000010" w:usb3="00000000" w:csb0="00040001" w:csb1="00000000"/>
+  </w:font>
+  <w:font w:name="SimSun">
+    <w:panose1 w:val="02010600030101010101"/>
+    <w:charset w:val="86"/>
+    <w:family w:val="auto"/>
+    <w:pitch w:val="default"/>
+    <w:sig w:usb0="00000203" w:usb1="288F0000" w:usb2="00000006" w:usb3="00000000" w:csb0="00040001" w:csb1="00000000"/>
+  </w:font>
+  <w:font w:name="Arial">
+    <w:panose1 w:val="020B0604020202020204"/>
+    <w:charset w:val="00"/>
+    <w:family w:val="swiss"/>
+    <w:pitch w:val="default"/>
+    <w:sig w:usb0="E0002EFF" w:usb1="C000785B" w:usb2="00000009" w:usb3="00000000" w:csb0="400001FF" w:csb1="FFFF0000"/>
+  </w:font>
+  <w:font w:name="黑体">
+    <w:altName w:val="SimSun"/>
+    <w:panose1 w:val="02010600030101010101"/>
+    <w:charset w:val="86"/>
+    <w:family w:val="auto"/>
+    <w:pitch w:val="default"/>
+    <w:sig w:usb0="00000001" w:usb1="080E0000" w:usb2="00000010" w:usb3="00000000" w:csb0="00040000" w:csb1="00000000"/>
+  </w:font>
+  <w:font w:name="Courier New">
+    <w:panose1 w:val="02070309020205020404"/>
+    <w:charset w:val="00"/>
+    <w:family w:val="modern"/>
+    <w:pitch w:val="default"/>
+    <w:sig w:usb0="E0002EFF" w:usb1="C0007843" w:usb2="00000009" w:usb3="00000000" w:csb0="400001FF" w:csb1="FFFF0000"/>
+  </w:font>
+  <w:font w:name="Wingdings">
+    <w:panose1 w:val="05000000000000000000"/>
+    <w:charset w:val="02"/>
+    <w:family w:val="auto"/>
+    <w:pitch w:val="default"/>
+    <w:sig w:usb0="00000000" w:usb1="00000000" w:usb2="00000000" w:usb3="00000000" w:csb0="80000000" w:csb1="00000000"/>
+  </w:font>
+  <w:font w:name="Calibri">
+    <w:panose1 w:val="020F0502020204030204"/>
+    <w:charset w:val="00"/>
+    <w:family w:val="swiss"/>
+    <w:pitch w:val="default"/>
+    <w:sig w:usb0="E4002EFF" w:usb1="C200247B" w:usb2="00000009" w:usb3="00000000" w:csb0="200001FF" w:csb1="00000000"/>
+  </w:font>
+  <w:font w:name="等线">
+    <w:altName w:val="Arial Unicode MS"/>
+    <w:panose1 w:val="00000000000000000000"/>
+    <w:charset w:val="86"/>
+    <w:family w:val="auto"/>
+    <w:pitch w:val="default"/>
+    <w:sig w:usb0="00000000" w:usb1="00000000" w:usb2="00000000" w:usb3="00000000" w:csb0="00000000" w:csb1="00000000"/>
+  </w:font>
+  <w:font w:name="等线">
+    <w:altName w:val="Arial Unicode MS"/>
+    <w:panose1 w:val="00000000000000000000"/>
+    <w:charset w:val="86"/>
+    <w:family w:val="auto"/>
+    <w:pitch w:val="default"/>
+    <w:sig w:usb0="00000000" w:usb1="00000000" w:usb2="00000000" w:usb3="00000000" w:csb0="00000000" w:csb1="00000000"/>
+  </w:font>
+  <w:font w:name="等线">
+    <w:altName w:val="Arial Unicode MS"/>
+    <w:panose1 w:val="00000000000000000000"/>
+    <w:charset w:val="00"/>
+    <w:family w:val="auto"/>
+    <w:pitch w:val="default"/>
+    <w:sig w:usb0="00000000" w:usb1="00000000" w:usb2="00000000" w:usb3="00000000" w:csb0="00000000" w:csb1="00000000"/>
+  </w:font>
+  <w:font w:name="Arial Unicode MS">
+    <w:panose1 w:val="020B0604020202020204"/>
+    <w:charset w:val="86"/>
+    <w:family w:val="auto"/>
+    <w:pitch w:val="default"/>
+    <w:sig w:usb0="FFFFFFFF" w:usb1="E9FFFFFF" w:usb2="0000003F" w:usb3="00000000" w:csb0="603F01FF" w:csb1="FFFF0000"/>
+  </w:font>
+  <w:font w:name="Symbol">
+    <w:panose1 w:val="05050102010706020507"/>
+    <w:charset w:val="00"/>
+    <w:family w:val="auto"/>
+    <w:pitch w:val="default"/>
+    <w:sig w:usb0="00000000" w:usb1="00000000" w:usb2="00000000" w:usb3="00000000" w:csb0="80000000" w:csb1="00000000"/>
+  </w:font>
+  <w:font w:name="Wingdings">
+    <w:panose1 w:val="05000000000000000000"/>
+    <w:charset w:val="00"/>
+    <w:family w:val="auto"/>
+    <w:pitch w:val="default"/>
+    <w:sig w:usb0="00000000" w:usb1="00000000" w:usb2="00000000" w:usb3="00000000" w:csb0="80000000" w:csb1="00000000"/>
+  </w:font>
+</w:fonts>
+</file>
+
+<file path=word\settings.xml><?xml version="1.0" encoding="utf-8"?>
+<w:settings xmlns:mc="http://schemas.openxmlformats.org/markup-compatibility/2006" xmlns:o="urn:schemas-microsoft-com:office:office" xmlns:r="http://schemas.openxmlformats.org/officeDocument/2006/relationships" xmlns:m="http://schemas.openxmlformats.org/officeDocument/2006/math" xmlns:v="urn:schemas-microsoft-com:vml" xmlns:w10="urn:schemas-microsoft-com:office:word" xmlns:w="http://schemas.openxmlformats.org/wordprocessingml/2006/main" xmlns:w14="http://schemas.microsoft.com/office/word/2010/wordml" xmlns:sl="http://schemas.openxmlformats.org/schemaLibrary/2006/main" xmlns:wpsCustomData="http://www.wps.cn/officeDocument/2013/wpsCustomData" mc:Ignorable="w14">
+  <w:zoom w:percent="124"/>
+  <w:embedSystemFonts/>
+  <w:bordersDoNotSurroundHeader w:val="0"/>
+  <w:bordersDoNotSurroundFooter w:val="0"/>
+  <w:documentProtection w:enforcement="0"/>
+  <w:defaultTabStop w:val="720"/>
+  <w:drawingGridVerticalSpacing w:val="156"/>
+  <w:displayHorizontalDrawingGridEvery w:val="1"/>
+  <w:displayVerticalDrawingGridEvery w:val="1"/>
+  <w:noPunctuationKerning w:val="1"/>
+  <w:characterSpacingControl w:val="doNotCompress"/>
+  <w:compat>
+    <w:spaceForUL/>
+    <w:doNotLeaveBackslashAlone/>
+    <w:ulTrailSpace/>
+    <w:doNotExpandShiftReturn/>
+    <w:adjustLineHeightInTable/>
+    <w:doNotWrapTextWithPunct/>
+    <w:doNotUseEastAsianBreakRules/>
+    <w:compatSetting w:name="compatibilityMode" w:uri="http://schemas.microsoft.com/office/word" w:val="14"/>
+    <w:compatSetting w:name="overrideTableStyleFontSizeAndJustification" w:uri="http://schemas.microsoft.com/office/word" w:val="1"/>
+    <w:compatSetting w:name="enableOpenTypeFeatures" w:uri="http://schemas.microsoft.com/office/word" w:val="1"/>
+    <w:compatSetting w:name="doNotFlipMirrorIndents" w:uri="http://schemas.microsoft.com/office/word" w:val="1"/>
+  </w:compat>
+  <w:rsids>
+    <w:rsidRoot w:val="50F82ADE"/>
+    <w:rsid w:val="50F82ADE"/>
+  </w:rsids>
+  <m:mathPr>
+    <m:mathFont m:val="Cambria Math"/>
+    <m:brkBin m:val="before"/>
+    <m:brkBinSub m:val="--"/>
+    <m:smallFrac m:val="0"/>
+    <m:dispDef/>
+    <m:lMargin m:val="0"/>
+    <m:rMargin m:val="0"/>
+    <m:defJc m:val="centerGroup"/>
+    <m:wrapIndent m:val="1440"/>
+    <m:intLim m:val="subSup"/>
+    <m:naryLim m:val="undOvr"/>
+  </m:mathPr>
+  <w:themeFontLang w:val="en-US" w:eastAsia="zh-CN"/>
+  <w:clrSchemeMapping w:bg1="light1" w:t1="dark1" w:bg2="light2" w:t2="dark2" w:accent1="accent1" w:accent2="accent2" w:accent3="accent3" w:accent4="accent4" w:accent5="accent5" w:accent6="accent6" w:hyperlink="hyperlink" w:followedHyperlink="followedHyperlink"/>
+  <w:doNotIncludeSubdocsInStats/>
+</w:settings>
+</file>
+
+<file path=word\styles.xml><?xml version="1.0" encoding="utf-8"?>
 <w:styles xmlns:mc="http://schemas.openxmlformats.org/markup-compatibility/2006" xmlns:o="urn:schemas-microsoft-com:office:office" xmlns:r="http://schemas.openxmlformats.org/officeDocument/2006/relationships" xmlns:m="http://schemas.openxmlformats.org/officeDocument/2006/math" xmlns:v="urn:schemas-microsoft-com:vml" xmlns:w="http://schemas.openxmlformats.org/wordprocessingml/2006/main" xmlns:w14="http://schemas.microsoft.com/office/word/2010/wordml" xmlns:w10="urn:schemas-microsoft-com:office:word" xmlns:sl="http://schemas.openxmlformats.org/schemaLibrary/2006/main" xmlns:wpsCustomData="http://www.wps.cn/officeDocument/2013/wpsCustomData" mc:Ignorable="w14">
   <w:docDefaults>
     <w:rPrDefault>
@@ -686,7 +569,7 @@
 </w:styles>
 </file>
 
-<file path=word/theme/theme1.xml><?xml version="1.0" encoding="utf-8"?>
+<file path=word\theme\theme1.xml><?xml version="1.0" encoding="utf-8"?>
 <a:theme xmlns:a="http://schemas.openxmlformats.org/drawingml/2006/main" name="Office 主题">
   <a:themeElements>
     <a:clrScheme name="Office">
